--- a/pr-preview/pr-257/basic-statistical-methods-handout-tracked-changes.docx
+++ b/pr-preview/pr-257/basic-statistical-methods-handout-tracked-changes.docx
@@ -16,7 +16,7 @@
       </w:pPr>
       <w:del w:id="1" w:author="PR Preview" w:date="2026-01-01T00:00:00Z">
         <w:r>
-          <w:delText xml:space="preserve">Last modified: 2026-10-16 05:21:29 (PDT)</w:delText>
+          <w:delText xml:space="preserve">Last modified: 2026-10-16 07:21:05 (PDT)</w:delText>
         </w:r>
       </w:del>
     </w:p>
@@ -26,7 +26,7 @@
       </w:pPr>
       <w:ins w:id="2" w:author="PR Preview" w:date="2026-01-01T00:00:00Z">
         <w:r>
-          <w:t xml:space="preserve">Last modified: 2026-10-16 05:26:23 (PDT)</w:t>
+          <w:t xml:space="preserve">Last modified: 2026-10-16 10:01:37 (PDT)</w:t>
         </w:r>
       </w:ins>
     </w:p>
@@ -1403,139 +1403,48 @@
       <w:pPr>
         <w:pStyle w:val="BodyText"/>
       </w:pPr>
-      <w:del w:id="3" w:author="PR Preview" w:date="2026-01-01T00:00:00Z">
+      <w:r>
+        <w:rPr>
+          <w:b/>
+          <w:bCs/>
+        </w:rPr>
+        <w:t xml:space="preserve">Example 1 (HERS baseline characteristics by treatment group)</w:t>
+      </w:r>
+      <w:r>
+        <w:t xml:space="preserve"> </w:t>
+      </w:r>
+      <w:hyperlink w:anchor="tbl-hers-summary">
         <w:r>
           <w:rPr>
-            <w:b/>
-            <w:bCs/>
+            <w:rStyle w:val="Hyperlink"/>
           </w:rPr>
-          <w:delText xml:space="preserve">Example 1 (HERS baseline characteristics by treatment group)</w:delText>
+          <w:t xml:space="preserve">Table 1</w:t>
         </w:r>
-      </w:del>
-      <w:del w:id="4" w:author="PR Preview" w:date="2026-01-01T00:00:00Z">
-        <w:r>
-          <w:delText xml:space="preserve"> </w:delText>
-        </w:r>
-      </w:del>
-      <w:hyperlink w:anchor="tbl-hers-summary">
-        <w:del w:id="5" w:author="PR Preview" w:date="2026-01-01T00:00:00Z">
-          <w:r>
-            <w:rPr>
-              <w:rStyle w:val="Hyperlink"/>
-            </w:rPr>
-            <w:delText xml:space="preserve">Table 1</w:delText>
-          </w:r>
-        </w:del>
       </w:hyperlink>
-      <w:del w:id="6" w:author="PR Preview" w:date="2026-01-01T00:00:00Z">
-        <w:r>
-          <w:delText xml:space="preserve"> </w:delText>
-        </w:r>
-      </w:del>
-      <w:del w:id="7" w:author="PR Preview" w:date="2026-01-01T00:00:00Z">
-        <w:r>
-          <w:delText xml:space="preserve">summarizes the HERS participants at baseline,</w:delText>
-        </w:r>
-      </w:del>
-      <w:del w:id="8" w:author="PR Preview" w:date="2026-01-01T00:00:00Z">
-        <w:r>
-          <w:delText xml:space="preserve"> </w:delText>
-        </w:r>
-      </w:del>
-      <w:del w:id="9" w:author="PR Preview" w:date="2026-01-01T00:00:00Z">
-        <w:r>
-          <w:delText xml:space="preserve">separately for each randomized group.</w:delText>
-        </w:r>
-      </w:del>
-      <w:del w:id="10" w:author="PR Preview" w:date="2026-01-01T00:00:00Z">
-        <w:r>
-          <w:delText xml:space="preserve"> </w:delText>
-        </w:r>
-      </w:del>
-      <w:del w:id="11" w:author="PR Preview" w:date="2026-01-01T00:00:00Z">
-        <w:r>
-          <w:delText xml:space="preserve">Continuous variables are summarized by mean (standard deviation),</w:delText>
-        </w:r>
-      </w:del>
-      <w:del w:id="12" w:author="PR Preview" w:date="2026-01-01T00:00:00Z">
-        <w:r>
-          <w:delText xml:space="preserve"> </w:delText>
-        </w:r>
-      </w:del>
-      <w:del w:id="13" w:author="PR Preview" w:date="2026-01-01T00:00:00Z">
-        <w:r>
-          <w:delText xml:space="preserve">and categorical variables by count (percent).</w:delText>
-        </w:r>
-      </w:del>
-    </w:p>
-    <w:p>
-      <w:pPr>
-        <w:pStyle w:val="BodyText"/>
-      </w:pPr>
-      <w:ins w:id="14" w:author="PR Preview" w:date="2026-01-01T00:00:00Z">
-        <w:r>
-          <w:rPr>
-            <w:b/>
-            <w:bCs/>
-          </w:rPr>
-          <w:t xml:space="preserve">Example 1 (HERS baseline characteristics by treatment group)</w:t>
-        </w:r>
-      </w:ins>
-      <w:ins w:id="15" w:author="PR Preview" w:date="2026-01-01T00:00:00Z">
-        <w:r>
-          <w:t xml:space="preserve"> </w:t>
-        </w:r>
-      </w:ins>
-      <w:hyperlink w:anchor="tbl-hers-summary">
-        <w:ins w:id="16" w:author="PR Preview" w:date="2026-01-01T00:00:00Z">
-          <w:r>
-            <w:rPr>
-              <w:rStyle w:val="Hyperlink"/>
-            </w:rPr>
-            <w:t xml:space="preserve">Table 1</w:t>
-          </w:r>
-        </w:ins>
-      </w:hyperlink>
-      <w:ins w:id="17" w:author="PR Preview" w:date="2026-01-01T00:00:00Z">
-        <w:r>
-          <w:t xml:space="preserve"> </w:t>
-        </w:r>
-      </w:ins>
-      <w:ins w:id="18" w:author="PR Preview" w:date="2026-01-01T00:00:00Z">
-        <w:r>
-          <w:t xml:space="preserve">summarizes the HERS participants at baseline,</w:t>
-        </w:r>
-      </w:ins>
-      <w:ins w:id="19" w:author="PR Preview" w:date="2026-01-01T00:00:00Z">
-        <w:r>
-          <w:t xml:space="preserve"> </w:t>
-        </w:r>
-      </w:ins>
-      <w:ins w:id="20" w:author="PR Preview" w:date="2026-01-01T00:00:00Z">
-        <w:r>
-          <w:t xml:space="preserve">separately for each randomized group.</w:t>
-        </w:r>
-      </w:ins>
-      <w:ins w:id="21" w:author="PR Preview" w:date="2026-01-01T00:00:00Z">
-        <w:r>
-          <w:t xml:space="preserve"> </w:t>
-        </w:r>
-      </w:ins>
-      <w:ins w:id="22" w:author="PR Preview" w:date="2026-01-01T00:00:00Z">
-        <w:r>
-          <w:t xml:space="preserve">Continuous variables are summarized by sample mean (standard deviation),</w:t>
-        </w:r>
-      </w:ins>
-      <w:ins w:id="23" w:author="PR Preview" w:date="2026-01-01T00:00:00Z">
-        <w:r>
-          <w:t xml:space="preserve"> </w:t>
-        </w:r>
-      </w:ins>
-      <w:ins w:id="24" w:author="PR Preview" w:date="2026-01-01T00:00:00Z">
-        <w:r>
-          <w:t xml:space="preserve">and categorical variables by count (percent).</w:t>
-        </w:r>
-      </w:ins>
+      <w:r>
+        <w:t xml:space="preserve"> </w:t>
+      </w:r>
+      <w:r>
+        <w:t xml:space="preserve">summarizes the HERS participants at baseline,</w:t>
+      </w:r>
+      <w:r>
+        <w:t xml:space="preserve"> </w:t>
+      </w:r>
+      <w:r>
+        <w:t xml:space="preserve">separately for each randomized group.</w:t>
+      </w:r>
+      <w:r>
+        <w:t xml:space="preserve"> </w:t>
+      </w:r>
+      <w:r>
+        <w:t xml:space="preserve">Continuous variables are summarized by sample mean (standard deviation),</w:t>
+      </w:r>
+      <w:r>
+        <w:t xml:space="preserve"> </w:t>
+      </w:r>
+      <w:r>
+        <w:t xml:space="preserve">and categorical variables by count (percent).</w:t>
+      </w:r>
     </w:p>
     <w:tbl>
       <w:tblPr>
@@ -8792,30 +8701,22 @@
       <w:pPr>
         <w:pStyle w:val="BodyText"/>
       </w:pPr>
-      <w:del w:id="25" w:author="PR Preview" w:date="2026-01-01T00:00:00Z">
-        <w:r>
-          <w:rPr>
-            <w:b/>
-            <w:bCs/>
-          </w:rPr>
-          <w:delText xml:space="preserve">Example 3 (Baseline fasting glucose by treatment group in HERS)</w:delText>
-        </w:r>
-      </w:del>
-      <w:del w:id="26" w:author="PR Preview" w:date="2026-01-01T00:00:00Z">
-        <w:r>
-          <w:delText xml:space="preserve"> </w:delText>
-        </w:r>
-      </w:del>
-      <w:del w:id="27" w:author="PR Preview" w:date="2026-01-01T00:00:00Z">
-        <w:r>
-          <w:delText xml:space="preserve">We test</w:delText>
-        </w:r>
-      </w:del>
-      <w:del w:id="28" w:author="PR Preview" w:date="2026-01-01T00:00:00Z">
-        <w:r>
-          <w:delText xml:space="preserve"> </w:delText>
-        </w:r>
-      </w:del>
+      <w:r>
+        <w:rPr>
+          <w:b/>
+          <w:bCs/>
+        </w:rPr>
+        <w:t xml:space="preserve">Example 3 (Baseline fasting glucose by treatment group in HERS)</w:t>
+      </w:r>
+      <w:r>
+        <w:t xml:space="preserve"> </w:t>
+      </w:r>
+      <w:r>
+        <w:t xml:space="preserve">We test</w:t>
+      </w:r>
+      <w:r>
+        <w:t xml:space="preserve"> </w:t>
+      </w:r>
       <m:oMath>
         <m:sSub>
           <m:e>
@@ -8874,21 +8775,15 @@
           </m:sub>
         </m:sSub>
       </m:oMath>
-      <w:del w:id="29" w:author="PR Preview" w:date="2026-01-01T00:00:00Z">
-        <w:r>
-          <w:delText xml:space="preserve"> </w:delText>
-        </w:r>
-      </w:del>
-      <w:del w:id="30" w:author="PR Preview" w:date="2026-01-01T00:00:00Z">
-        <w:r>
-          <w:delText xml:space="preserve">against</w:delText>
-        </w:r>
-      </w:del>
-      <w:del w:id="31" w:author="PR Preview" w:date="2026-01-01T00:00:00Z">
-        <w:r>
-          <w:delText xml:space="preserve"> </w:delText>
-        </w:r>
-      </w:del>
+      <w:r>
+        <w:t xml:space="preserve"> </w:t>
+      </w:r>
+      <w:r>
+        <w:t xml:space="preserve">against</w:t>
+      </w:r>
+      <w:r>
+        <w:t xml:space="preserve"> </w:t>
+      </w:r>
       <m:oMath>
         <m:sSub>
           <m:e>
@@ -8947,26 +8842,18 @@
           </m:sub>
         </m:sSub>
       </m:oMath>
-      <w:del w:id="32" w:author="PR Preview" w:date="2026-01-01T00:00:00Z">
-        <w:r>
-          <w:delText xml:space="preserve">,</w:delText>
-        </w:r>
-      </w:del>
-      <w:del w:id="33" w:author="PR Preview" w:date="2026-01-01T00:00:00Z">
-        <w:r>
-          <w:delText xml:space="preserve"> </w:delText>
-        </w:r>
-      </w:del>
-      <w:del w:id="34" w:author="PR Preview" w:date="2026-01-01T00:00:00Z">
-        <w:r>
-          <w:delText xml:space="preserve">where</w:delText>
-        </w:r>
-      </w:del>
-      <w:del w:id="35" w:author="PR Preview" w:date="2026-01-01T00:00:00Z">
-        <w:r>
-          <w:delText xml:space="preserve"> </w:delText>
-        </w:r>
-      </w:del>
+      <w:r>
+        <w:t xml:space="preserve">,</w:t>
+      </w:r>
+      <w:r>
+        <w:t xml:space="preserve"> </w:t>
+      </w:r>
+      <w:r>
+        <w:t xml:space="preserve">where</w:t>
+      </w:r>
+      <w:r>
+        <w:t xml:space="preserve"> </w:t>
+      </w:r>
       <m:oMath>
         <m:sSub>
           <m:e>
@@ -8985,21 +8872,15 @@
           </m:sub>
         </m:sSub>
       </m:oMath>
-      <w:del w:id="36" w:author="PR Preview" w:date="2026-01-01T00:00:00Z">
-        <w:r>
-          <w:delText xml:space="preserve"> </w:delText>
-        </w:r>
-      </w:del>
-      <w:del w:id="37" w:author="PR Preview" w:date="2026-01-01T00:00:00Z">
-        <w:r>
-          <w:delText xml:space="preserve">and</w:delText>
-        </w:r>
-      </w:del>
-      <w:del w:id="38" w:author="PR Preview" w:date="2026-01-01T00:00:00Z">
-        <w:r>
-          <w:delText xml:space="preserve"> </w:delText>
-        </w:r>
-      </w:del>
+      <w:r>
+        <w:t xml:space="preserve"> </w:t>
+      </w:r>
+      <w:r>
+        <w:t xml:space="preserve">and</w:t>
+      </w:r>
+      <w:r>
+        <w:t xml:space="preserve"> </w:t>
+      </w:r>
       <m:oMath>
         <m:sSub>
           <m:e>
@@ -9018,327 +8899,35 @@
           </m:sub>
         </m:sSub>
       </m:oMath>
-      <w:del w:id="39" w:author="PR Preview" w:date="2026-01-01T00:00:00Z">
-        <w:r>
-          <w:delText xml:space="preserve"> </w:delText>
-        </w:r>
-      </w:del>
-      <w:del w:id="40" w:author="PR Preview" w:date="2026-01-01T00:00:00Z">
-        <w:r>
-          <w:delText xml:space="preserve">are the mean baseline fasting glucose levels</w:delText>
-        </w:r>
-      </w:del>
-      <w:del w:id="41" w:author="PR Preview" w:date="2026-01-01T00:00:00Z">
-        <w:r>
-          <w:delText xml:space="preserve"> </w:delText>
-        </w:r>
-      </w:del>
-      <w:del w:id="42" w:author="PR Preview" w:date="2026-01-01T00:00:00Z">
-        <w:r>
-          <w:delText xml:space="preserve">in the hormone therapy and placebo populations.</w:delText>
-        </w:r>
-      </w:del>
-      <w:del w:id="43" w:author="PR Preview" w:date="2026-01-01T00:00:00Z">
-        <w:r>
-          <w:delText xml:space="preserve"> </w:delText>
-        </w:r>
-      </w:del>
+      <w:r>
+        <w:t xml:space="preserve"> </w:t>
+      </w:r>
+      <w:r>
+        <w:t xml:space="preserve">are the population mean baseline fasting glucose levels</w:t>
+      </w:r>
+      <w:r>
+        <w:t xml:space="preserve"> </w:t>
+      </w:r>
+      <w:r>
+        <w:t xml:space="preserve">in the hormone therapy and placebo populations.</w:t>
+      </w:r>
+      <w:r>
+        <w:t xml:space="preserve"> </w:t>
+      </w:r>
       <w:hyperlink w:anchor="fig-hers-boxplot">
-        <w:del w:id="44" w:author="PR Preview" w:date="2026-01-01T00:00:00Z">
-          <w:r>
-            <w:rPr>
-              <w:rStyle w:val="Hyperlink"/>
-            </w:rPr>
-            <w:delText xml:space="preserve">Figure 1</w:delText>
-          </w:r>
-        </w:del>
-      </w:hyperlink>
-      <w:del w:id="45" w:author="PR Preview" w:date="2026-01-01T00:00:00Z">
-        <w:r>
-          <w:delText xml:space="preserve"> </w:delText>
-        </w:r>
-      </w:del>
-      <w:del w:id="46" w:author="PR Preview" w:date="2026-01-01T00:00:00Z">
-        <w:r>
-          <w:delText xml:space="preserve">compares the two groups’ distributions.</w:delText>
-        </w:r>
-      </w:del>
-    </w:p>
-    <w:p>
-      <w:pPr>
-        <w:pStyle w:val="BodyText"/>
-      </w:pPr>
-      <w:ins w:id="47" w:author="PR Preview" w:date="2026-01-01T00:00:00Z">
         <w:r>
           <w:rPr>
-            <w:b/>
-            <w:bCs/>
+            <w:rStyle w:val="Hyperlink"/>
           </w:rPr>
-          <w:t xml:space="preserve">Example 3 (Baseline fasting glucose by treatment group in HERS)</w:t>
+          <w:t xml:space="preserve">Figure 1</w:t>
         </w:r>
-      </w:ins>
-      <w:ins w:id="48" w:author="PR Preview" w:date="2026-01-01T00:00:00Z">
-        <w:r>
-          <w:t xml:space="preserve"> </w:t>
-        </w:r>
-      </w:ins>
-      <w:ins w:id="49" w:author="PR Preview" w:date="2026-01-01T00:00:00Z">
-        <w:r>
-          <w:t xml:space="preserve">We test</w:t>
-        </w:r>
-      </w:ins>
-      <w:ins w:id="50" w:author="PR Preview" w:date="2026-01-01T00:00:00Z">
-        <w:r>
-          <w:t xml:space="preserve"> </w:t>
-        </w:r>
-      </w:ins>
-      <m:oMath>
-        <m:sSub>
-          <m:e>
-            <m:r>
-              <m:t>H</m:t>
-            </m:r>
-          </m:e>
-          <m:sub>
-            <m:r>
-              <m:t>0</m:t>
-            </m:r>
-          </m:sub>
-        </m:sSub>
-        <m:r>
-          <m:rPr>
-            <m:sty m:val="p"/>
-          </m:rPr>
-          <m:t>:</m:t>
-        </m:r>
-        <m:sSub>
-          <m:e>
-            <m:r>
-              <m:t>μ</m:t>
-            </m:r>
-          </m:e>
-          <m:sub>
-            <m:r>
-              <m:rPr>
-                <m:nor/>
-                <m:sty m:val="p"/>
-              </m:rPr>
-              <m:t>HT</m:t>
-            </m:r>
-          </m:sub>
-        </m:sSub>
-        <m:r>
-          <m:rPr>
-            <m:sty m:val="p"/>
-          </m:rPr>
-          <m:t>=</m:t>
-        </m:r>
-        <m:sSub>
-          <m:e>
-            <m:r>
-              <m:t>μ</m:t>
-            </m:r>
-          </m:e>
-          <m:sub>
-            <m:r>
-              <m:rPr>
-                <m:nor/>
-                <m:sty m:val="p"/>
-              </m:rPr>
-              <m:t>placebo</m:t>
-            </m:r>
-          </m:sub>
-        </m:sSub>
-      </m:oMath>
-      <w:ins w:id="51" w:author="PR Preview" w:date="2026-01-01T00:00:00Z">
-        <w:r>
-          <w:t xml:space="preserve"> </w:t>
-        </w:r>
-      </w:ins>
-      <w:ins w:id="52" w:author="PR Preview" w:date="2026-01-01T00:00:00Z">
-        <w:r>
-          <w:t xml:space="preserve">against</w:t>
-        </w:r>
-      </w:ins>
-      <w:ins w:id="53" w:author="PR Preview" w:date="2026-01-01T00:00:00Z">
-        <w:r>
-          <w:t xml:space="preserve"> </w:t>
-        </w:r>
-      </w:ins>
-      <m:oMath>
-        <m:sSub>
-          <m:e>
-            <m:r>
-              <m:t>H</m:t>
-            </m:r>
-          </m:e>
-          <m:sub>
-            <m:r>
-              <m:t>1</m:t>
-            </m:r>
-          </m:sub>
-        </m:sSub>
-        <m:r>
-          <m:rPr>
-            <m:sty m:val="p"/>
-          </m:rPr>
-          <m:t>:</m:t>
-        </m:r>
-        <m:sSub>
-          <m:e>
-            <m:r>
-              <m:t>μ</m:t>
-            </m:r>
-          </m:e>
-          <m:sub>
-            <m:r>
-              <m:rPr>
-                <m:nor/>
-                <m:sty m:val="p"/>
-              </m:rPr>
-              <m:t>HT</m:t>
-            </m:r>
-          </m:sub>
-        </m:sSub>
-        <m:r>
-          <m:rPr>
-            <m:sty m:val="p"/>
-          </m:rPr>
-          <m:t>≠</m:t>
-        </m:r>
-        <m:sSub>
-          <m:e>
-            <m:r>
-              <m:t>μ</m:t>
-            </m:r>
-          </m:e>
-          <m:sub>
-            <m:r>
-              <m:rPr>
-                <m:nor/>
-                <m:sty m:val="p"/>
-              </m:rPr>
-              <m:t>placebo</m:t>
-            </m:r>
-          </m:sub>
-        </m:sSub>
-      </m:oMath>
-      <w:ins w:id="54" w:author="PR Preview" w:date="2026-01-01T00:00:00Z">
-        <w:r>
-          <w:t xml:space="preserve">,</w:t>
-        </w:r>
-      </w:ins>
-      <w:ins w:id="55" w:author="PR Preview" w:date="2026-01-01T00:00:00Z">
-        <w:r>
-          <w:t xml:space="preserve"> </w:t>
-        </w:r>
-      </w:ins>
-      <w:ins w:id="56" w:author="PR Preview" w:date="2026-01-01T00:00:00Z">
-        <w:r>
-          <w:t xml:space="preserve">where</w:t>
-        </w:r>
-      </w:ins>
-      <w:ins w:id="57" w:author="PR Preview" w:date="2026-01-01T00:00:00Z">
-        <w:r>
-          <w:t xml:space="preserve"> </w:t>
-        </w:r>
-      </w:ins>
-      <m:oMath>
-        <m:sSub>
-          <m:e>
-            <m:r>
-              <m:t>μ</m:t>
-            </m:r>
-          </m:e>
-          <m:sub>
-            <m:r>
-              <m:rPr>
-                <m:nor/>
-                <m:sty m:val="p"/>
-              </m:rPr>
-              <m:t>HT</m:t>
-            </m:r>
-          </m:sub>
-        </m:sSub>
-      </m:oMath>
-      <w:ins w:id="58" w:author="PR Preview" w:date="2026-01-01T00:00:00Z">
-        <w:r>
-          <w:t xml:space="preserve"> </w:t>
-        </w:r>
-      </w:ins>
-      <w:ins w:id="59" w:author="PR Preview" w:date="2026-01-01T00:00:00Z">
-        <w:r>
-          <w:t xml:space="preserve">and</w:t>
-        </w:r>
-      </w:ins>
-      <w:ins w:id="60" w:author="PR Preview" w:date="2026-01-01T00:00:00Z">
-        <w:r>
-          <w:t xml:space="preserve"> </w:t>
-        </w:r>
-      </w:ins>
-      <m:oMath>
-        <m:sSub>
-          <m:e>
-            <m:r>
-              <m:t>μ</m:t>
-            </m:r>
-          </m:e>
-          <m:sub>
-            <m:r>
-              <m:rPr>
-                <m:nor/>
-                <m:sty m:val="p"/>
-              </m:rPr>
-              <m:t>placebo</m:t>
-            </m:r>
-          </m:sub>
-        </m:sSub>
-      </m:oMath>
-      <w:ins w:id="61" w:author="PR Preview" w:date="2026-01-01T00:00:00Z">
-        <w:r>
-          <w:t xml:space="preserve"> </w:t>
-        </w:r>
-      </w:ins>
-      <w:ins w:id="62" w:author="PR Preview" w:date="2026-01-01T00:00:00Z">
-        <w:r>
-          <w:t xml:space="preserve">are the population mean baseline fasting glucose levels</w:t>
-        </w:r>
-      </w:ins>
-      <w:ins w:id="63" w:author="PR Preview" w:date="2026-01-01T00:00:00Z">
-        <w:r>
-          <w:t xml:space="preserve"> </w:t>
-        </w:r>
-      </w:ins>
-      <w:ins w:id="64" w:author="PR Preview" w:date="2026-01-01T00:00:00Z">
-        <w:r>
-          <w:t xml:space="preserve">in the hormone therapy and placebo populations.</w:t>
-        </w:r>
-      </w:ins>
-      <w:ins w:id="65" w:author="PR Preview" w:date="2026-01-01T00:00:00Z">
-        <w:r>
-          <w:t xml:space="preserve"> </w:t>
-        </w:r>
-      </w:ins>
-      <w:hyperlink w:anchor="fig-hers-boxplot">
-        <w:ins w:id="66" w:author="PR Preview" w:date="2026-01-01T00:00:00Z">
-          <w:r>
-            <w:rPr>
-              <w:rStyle w:val="Hyperlink"/>
-            </w:rPr>
-            <w:t xml:space="preserve">Figure 1</w:t>
-          </w:r>
-        </w:ins>
       </w:hyperlink>
-      <w:ins w:id="67" w:author="PR Preview" w:date="2026-01-01T00:00:00Z">
-        <w:r>
-          <w:t xml:space="preserve"> </w:t>
-        </w:r>
-      </w:ins>
-      <w:ins w:id="68" w:author="PR Preview" w:date="2026-01-01T00:00:00Z">
-        <w:r>
-          <w:t xml:space="preserve">compares the two groups’ distributions.</w:t>
-        </w:r>
-      </w:ins>
+      <w:r>
+        <w:t xml:space="preserve"> </w:t>
+      </w:r>
+      <w:r>
+        <w:t xml:space="preserve">compares the two groups’ distributions.</w:t>
+      </w:r>
     </w:p>
     <w:tbl>
       <w:tblPr>
@@ -10581,26 +10170,18 @@
       <w:pPr>
         <w:pStyle w:val="FirstParagraph"/>
       </w:pPr>
-      <w:del w:id="69" w:author="PR Preview" w:date="2026-01-01T00:00:00Z">
-        <w:r>
-          <w:delText xml:space="preserve">The p-value is large,</w:delText>
-        </w:r>
-      </w:del>
-      <w:del w:id="70" w:author="PR Preview" w:date="2026-01-01T00:00:00Z">
-        <w:r>
-          <w:delText xml:space="preserve"> </w:delText>
-        </w:r>
-      </w:del>
-      <w:del w:id="71" w:author="PR Preview" w:date="2026-01-01T00:00:00Z">
-        <w:r>
-          <w:delText xml:space="preserve">so the data give no evidence against</w:delText>
-        </w:r>
-      </w:del>
-      <w:del w:id="72" w:author="PR Preview" w:date="2026-01-01T00:00:00Z">
-        <w:r>
-          <w:delText xml:space="preserve"> </w:delText>
-        </w:r>
-      </w:del>
+      <w:r>
+        <w:t xml:space="preserve">The p-value is large,</w:t>
+      </w:r>
+      <w:r>
+        <w:t xml:space="preserve"> </w:t>
+      </w:r>
+      <w:r>
+        <w:t xml:space="preserve">so the data give no evidence against</w:t>
+      </w:r>
+      <w:r>
+        <w:t xml:space="preserve"> </w:t>
+      </w:r>
       <m:oMath>
         <m:sSub>
           <m:e>
@@ -10615,115 +10196,27 @@
           </m:sub>
         </m:sSub>
       </m:oMath>
-      <w:del w:id="73" w:author="PR Preview" w:date="2026-01-01T00:00:00Z">
-        <w:r>
-          <w:delText xml:space="preserve">.</w:delText>
-        </w:r>
-      </w:del>
-      <w:del w:id="74" w:author="PR Preview" w:date="2026-01-01T00:00:00Z">
-        <w:r>
-          <w:delText xml:space="preserve"> </w:delText>
-        </w:r>
-      </w:del>
-      <w:del w:id="75" w:author="PR Preview" w:date="2026-01-01T00:00:00Z">
-        <w:r>
-          <w:delText xml:space="preserve">That result is expected here:</w:delText>
-        </w:r>
-      </w:del>
-      <w:del w:id="76" w:author="PR Preview" w:date="2026-01-01T00:00:00Z">
-        <w:r>
-          <w:delText xml:space="preserve"> </w:delText>
-        </w:r>
-      </w:del>
-      <w:del w:id="77" w:author="PR Preview" w:date="2026-01-01T00:00:00Z">
-        <w:r>
-          <w:delText xml:space="preserve">treatment was randomized,</w:delText>
-        </w:r>
-      </w:del>
-      <w:del w:id="78" w:author="PR Preview" w:date="2026-01-01T00:00:00Z">
-        <w:r>
-          <w:delText xml:space="preserve"> </w:delText>
-        </w:r>
-      </w:del>
-      <w:del w:id="79" w:author="PR Preview" w:date="2026-01-01T00:00:00Z">
-        <w:r>
-          <w:delText xml:space="preserve">so the groups’ baseline means differ only by chance.</w:delText>
-        </w:r>
-      </w:del>
-    </w:p>
-    <w:p>
-      <w:pPr>
-        <w:pStyle w:val="FirstParagraph"/>
-      </w:pPr>
-      <w:ins w:id="80" w:author="PR Preview" w:date="2026-01-01T00:00:00Z">
-        <w:r>
-          <w:t xml:space="preserve">The p-value is large,</w:t>
-        </w:r>
-      </w:ins>
-      <w:ins w:id="81" w:author="PR Preview" w:date="2026-01-01T00:00:00Z">
-        <w:r>
-          <w:t xml:space="preserve"> </w:t>
-        </w:r>
-      </w:ins>
-      <w:ins w:id="82" w:author="PR Preview" w:date="2026-01-01T00:00:00Z">
-        <w:r>
-          <w:t xml:space="preserve">so the data give no evidence against</w:t>
-        </w:r>
-      </w:ins>
-      <w:ins w:id="83" w:author="PR Preview" w:date="2026-01-01T00:00:00Z">
-        <w:r>
-          <w:t xml:space="preserve"> </w:t>
-        </w:r>
-      </w:ins>
-      <m:oMath>
-        <m:sSub>
-          <m:e>
-            <m:r>
-              <m:t>H</m:t>
-            </m:r>
-          </m:e>
-          <m:sub>
-            <m:r>
-              <m:t>0</m:t>
-            </m:r>
-          </m:sub>
-        </m:sSub>
-      </m:oMath>
-      <w:ins w:id="84" w:author="PR Preview" w:date="2026-01-01T00:00:00Z">
-        <w:r>
-          <w:t xml:space="preserve">.</w:t>
-        </w:r>
-      </w:ins>
-      <w:ins w:id="85" w:author="PR Preview" w:date="2026-01-01T00:00:00Z">
-        <w:r>
-          <w:t xml:space="preserve"> </w:t>
-        </w:r>
-      </w:ins>
-      <w:ins w:id="86" w:author="PR Preview" w:date="2026-01-01T00:00:00Z">
-        <w:r>
-          <w:t xml:space="preserve">That result is expected here:</w:t>
-        </w:r>
-      </w:ins>
-      <w:ins w:id="87" w:author="PR Preview" w:date="2026-01-01T00:00:00Z">
-        <w:r>
-          <w:t xml:space="preserve"> </w:t>
-        </w:r>
-      </w:ins>
-      <w:ins w:id="88" w:author="PR Preview" w:date="2026-01-01T00:00:00Z">
-        <w:r>
-          <w:t xml:space="preserve">treatment was randomized,</w:t>
-        </w:r>
-      </w:ins>
-      <w:ins w:id="89" w:author="PR Preview" w:date="2026-01-01T00:00:00Z">
-        <w:r>
-          <w:t xml:space="preserve"> </w:t>
-        </w:r>
-      </w:ins>
-      <w:ins w:id="90" w:author="PR Preview" w:date="2026-01-01T00:00:00Z">
-        <w:r>
-          <w:t xml:space="preserve">so the groups’ baseline sample means differ only by chance.</w:t>
-        </w:r>
-      </w:ins>
+      <w:r>
+        <w:t xml:space="preserve">.</w:t>
+      </w:r>
+      <w:r>
+        <w:t xml:space="preserve"> </w:t>
+      </w:r>
+      <w:r>
+        <w:t xml:space="preserve">That result is expected here:</w:t>
+      </w:r>
+      <w:r>
+        <w:t xml:space="preserve"> </w:t>
+      </w:r>
+      <w:r>
+        <w:t xml:space="preserve">treatment was randomized,</w:t>
+      </w:r>
+      <w:r>
+        <w:t xml:space="preserve"> </w:t>
+      </w:r>
+      <w:r>
+        <w:t xml:space="preserve">so the groups’ baseline sample means differ only by chance.</w:t>
+      </w:r>
     </w:p>
     <w:bookmarkEnd w:id="49"/>
     <w:bookmarkStart w:id="50" w:name="def-pooled-variance"/>
@@ -16431,69 +15924,25 @@
       <w:pPr>
         <w:pStyle w:val="BodyText"/>
       </w:pPr>
-      <w:del w:id="91" w:author="PR Preview" w:date="2026-01-01T00:00:00Z">
-        <w:r>
-          <w:rPr>
-            <w:b/>
-            <w:bCs/>
-          </w:rPr>
-          <w:delText xml:space="preserve">Example 10 (Fasting glucose by race/ethnicity in HERS)</w:delText>
-        </w:r>
-      </w:del>
-      <w:del w:id="92" w:author="PR Preview" w:date="2026-01-01T00:00:00Z">
-        <w:r>
-          <w:delText xml:space="preserve"> </w:delText>
-        </w:r>
-      </w:del>
-      <w:del w:id="93" w:author="PR Preview" w:date="2026-01-01T00:00:00Z">
-        <w:r>
-          <w:delText xml:space="preserve">The group sizes, means, and standard deviations</w:delText>
-        </w:r>
-      </w:del>
-      <w:del w:id="94" w:author="PR Preview" w:date="2026-01-01T00:00:00Z">
-        <w:r>
-          <w:delText xml:space="preserve"> </w:delText>
-        </w:r>
-      </w:del>
-      <w:del w:id="95" w:author="PR Preview" w:date="2026-01-01T00:00:00Z">
-        <w:r>
-          <w:delText xml:space="preserve">of baseline fasting glucose:</w:delText>
-        </w:r>
-      </w:del>
-    </w:p>
-    <w:p>
-      <w:pPr>
-        <w:pStyle w:val="BodyText"/>
-      </w:pPr>
-      <w:ins w:id="96" w:author="PR Preview" w:date="2026-01-01T00:00:00Z">
-        <w:r>
-          <w:rPr>
-            <w:b/>
-            <w:bCs/>
-          </w:rPr>
-          <w:t xml:space="preserve">Example 10 (Fasting glucose by race/ethnicity in HERS)</w:t>
-        </w:r>
-      </w:ins>
-      <w:ins w:id="97" w:author="PR Preview" w:date="2026-01-01T00:00:00Z">
-        <w:r>
-          <w:t xml:space="preserve"> </w:t>
-        </w:r>
-      </w:ins>
-      <w:ins w:id="98" w:author="PR Preview" w:date="2026-01-01T00:00:00Z">
-        <w:r>
-          <w:t xml:space="preserve">The group sizes, sample means, and sample standard deviations</w:t>
-        </w:r>
-      </w:ins>
-      <w:ins w:id="99" w:author="PR Preview" w:date="2026-01-01T00:00:00Z">
-        <w:r>
-          <w:t xml:space="preserve"> </w:t>
-        </w:r>
-      </w:ins>
-      <w:ins w:id="100" w:author="PR Preview" w:date="2026-01-01T00:00:00Z">
-        <w:r>
-          <w:t xml:space="preserve">of baseline fasting glucose:</w:t>
-        </w:r>
-      </w:ins>
+      <w:r>
+        <w:rPr>
+          <w:b/>
+          <w:bCs/>
+        </w:rPr>
+        <w:t xml:space="preserve">Example 10 (Fasting glucose by race/ethnicity in HERS)</w:t>
+      </w:r>
+      <w:r>
+        <w:t xml:space="preserve"> </w:t>
+      </w:r>
+      <w:r>
+        <w:t xml:space="preserve">The group sizes, sample means, and sample standard deviations</w:t>
+      </w:r>
+      <w:r>
+        <w:t xml:space="preserve"> </w:t>
+      </w:r>
+      <w:r>
+        <w:t xml:space="preserve">of baseline fasting glucose:</w:t>
+      </w:r>
     </w:p>
     <w:p>
       <w:pPr>
@@ -17968,41 +17417,15 @@
       <w:pPr>
         <w:pStyle w:val="BodyText"/>
       </w:pPr>
-      <w:del w:id="101" w:author="PR Preview" w:date="2026-01-01T00:00:00Z">
-        <w:r>
-          <w:delText xml:space="preserve">The p-value is far below 0.05:</w:delText>
-        </w:r>
-      </w:del>
-      <w:del w:id="102" w:author="PR Preview" w:date="2026-01-01T00:00:00Z">
-        <w:r>
-          <w:delText xml:space="preserve"> </w:delText>
-        </w:r>
-      </w:del>
-      <w:del w:id="103" w:author="PR Preview" w:date="2026-01-01T00:00:00Z">
-        <w:r>
-          <w:delText xml:space="preserve">mean fasting glucose differs among the three race/ethnicity groups.</w:delText>
-        </w:r>
-      </w:del>
-    </w:p>
-    <w:p>
-      <w:pPr>
-        <w:pStyle w:val="BodyText"/>
-      </w:pPr>
-      <w:ins w:id="104" w:author="PR Preview" w:date="2026-01-01T00:00:00Z">
-        <w:r>
-          <w:t xml:space="preserve">The p-value is far below 0.05:</w:t>
-        </w:r>
-      </w:ins>
-      <w:ins w:id="105" w:author="PR Preview" w:date="2026-01-01T00:00:00Z">
-        <w:r>
-          <w:t xml:space="preserve"> </w:t>
-        </w:r>
-      </w:ins>
-      <w:ins w:id="106" w:author="PR Preview" w:date="2026-01-01T00:00:00Z">
-        <w:r>
-          <w:t xml:space="preserve">population mean fasting glucose differs among the three race/ethnicity groups.</w:t>
-        </w:r>
-      </w:ins>
+      <w:r>
+        <w:t xml:space="preserve">The p-value is far below 0.05:</w:t>
+      </w:r>
+      <w:r>
+        <w:t xml:space="preserve"> </w:t>
+      </w:r>
+      <w:r>
+        <w:t xml:space="preserve">population mean fasting glucose differs among the three race/ethnicity groups.</w:t>
+      </w:r>
     </w:p>
     <w:bookmarkEnd w:id="73"/>
     <w:bookmarkStart w:id="74" w:name="rem-hers-anova-variances"/>
